--- a/docx_file/Final_Test.docx
+++ b/docx_file/Final_Test.docx
@@ -11,8 +11,8 @@
           <w:noProof/>
         </w:rPr>
         <w:drawing>
-          <wp:inline distT="0" distB="0" distL="0" distR="0" wp14:anchorId="52FBB45D" wp14:editId="1D434587">
-            <wp:extent cx="5486400" cy="1379495"/>
+          <wp:inline distT="0" distB="0" distL="0" distR="0" wp14:anchorId="7C05B32A" wp14:editId="01B741AE">
+            <wp:extent cx="5486400" cy="2316886"/>
             <wp:effectExtent l="0" t="0" r="0" b="0"/>
             <wp:docPr id="1" name="Picture 1"/>
             <wp:cNvGraphicFramePr>
@@ -26,7 +26,7 @@
                     <pic:cNvPicPr/>
                   </pic:nvPicPr>
                   <pic:blipFill>
-                    <a:blip r:embed="rId6"/>
+                    <a:blip r:embed="rId8"/>
                     <a:stretch>
                       <a:fillRect/>
                     </a:stretch>
@@ -34,7 +34,7 @@
                   <pic:spPr>
                     <a:xfrm>
                       <a:off x="0" y="0"/>
-                      <a:ext cx="5486400" cy="1379495"/>
+                      <a:ext cx="5486400" cy="2316886"/>
                     </a:xfrm>
                     <a:prstGeom prst="rect">
                       <a:avLst/>
@@ -49,436 +49,135 @@
     </w:p>
     <w:p>
       <w:pPr>
-        <w:pStyle w:val="Caption"/>
-        <w:spacing w:before="391" w:after="40"/>
-        <w:ind w:left="323"/>
+        <w:spacing w:before="396" w:after="40"/>
+        <w:ind w:left="335"/>
+        <w:jc w:val="both"/>
       </w:pPr>
       <w:r>
         <w:rPr>
           <w:rFonts w:ascii="NimbusRomNo9L" w:hAnsi="NimbusRomNo9L"/>
-          <w:b w:val="0"/>
           <w:sz w:val="20"/>
         </w:rPr>
-        <w:t xml:space="preserve">Figure 3: Success rates for each model under different prompting strategies across difficulty bins defined by optimal A* solution length. Each bin contains ten puzzles, and the percentage solved is </w:t>
-      </w:r>
-      <w:r>
-        <w:rPr>
-          <w:rFonts w:ascii="NimbusRomNo9L" w:hAnsi="NimbusRomNo9L"/>
-          <w:b w:val="0"/>
-          <w:sz w:val="19"/>
-        </w:rPr>
-        <w:t xml:space="preserve">computed within each bin. </w:t>
+        <w:t xml:space="preserve">Figure 1: Example of our 8-puzzle evaluation pipeline. The model receives the system prompt, in this case, our Zero-Shot prompt, as well as the puzzle. The model then returns a sequence of moves. An external function applies each move to determine whether the model solved the puzzle. We highlight the legal moves in green. In this example, the model solves the puzzle on its first attempt. </w:t>
       </w:r>
     </w:p>
     <w:p>
       <w:pPr>
-        <w:spacing w:before="457" w:after="40"/>
+        <w:spacing w:before="423" w:after="40"/>
+        <w:ind w:left="343"/>
+        <w:jc w:val="both"/>
+      </w:pPr>
+      <w:r>
+        <w:rPr>
+          <w:rFonts w:ascii="NimbusRomNo9L" w:hAnsi="NimbusRomNo9L"/>
+          <w:sz w:val="20"/>
+        </w:rPr>
+        <w:t xml:space="preserve">of feedback (repeat, specific, and suggestive). Within each feedback level, we save progress between calls. With these additional attempts, we observe more success under some conditions for particular models (GPT-5-Thinking with AoT and suggestive feedback). However, no single approach performs best across models, and the improvements are slow and costly. The final intervention we investigate is an external move validator that offloads the burden of determining move validity. The models no longer have to decide which moves are valid and which are not; we provide them with a list of all valid moves and ask them to return the best one. We then apply the move, update the board state and list, and reprompt the model. Despite this assistance, no model solves any puzzles. </w:t>
+      </w:r>
+    </w:p>
+    <w:p>
+      <w:pPr>
+        <w:spacing w:before="99" w:after="40"/>
         <w:ind w:left="344"/>
         <w:jc w:val="both"/>
       </w:pPr>
       <w:r>
         <w:rPr>
           <w:rFonts w:ascii="NimbusRomNo9L" w:hAnsi="NimbusRomNo9L"/>
-          <w:sz w:val="19"/>
+          <w:sz w:val="20"/>
         </w:rPr>
-        <w:t xml:space="preserve">baseline reasoning and planning abilities and serves as a control to benchmark unguided performance against CoT and AoT interventions. We illustrate this setup in Fig. 1. </w:t>
+        <w:t xml:space="preserve">Across models and conditions, two dominant deficits emerge: fallible representations of the board state, leading to invalid moves, and weak heuristic planning, leading to loops or moves that do not advance the puzzle toward the goal state. This work moves beyond aggregate performance metrics to offer a granular, qualitative analysis of why LLMs struggle with such tasks and how different interventions modulate these failures. Our contributions can be summarized as: </w:t>
       </w:r>
     </w:p>
     <w:p>
       <w:pPr>
-        <w:spacing w:before="268" w:after="40"/>
-        <w:ind w:left="342"/>
+        <w:spacing w:before="219" w:after="40"/>
+        <w:ind w:left="871"/>
         <w:jc w:val="both"/>
       </w:pPr>
       <w:r>
         <w:rPr>
           <w:rFonts w:ascii="NimbusRomNo9L" w:hAnsi="NimbusRomNo9L"/>
-          <w:b/>
           <w:sz w:val="20"/>
         </w:rPr>
-        <w:t xml:space="preserve">Chain-of-Thought (CoT): </w:t>
+        <w:t xml:space="preserve">•  A tool-free 8-puzzle evaluation across four LLMs under Zero-Shot, CoT and AoT prompting and tiered feedback, with a common protocol that isolates the effects of prompting versus feedback. </w:t>
       </w:r>
+    </w:p>
+    <w:p>
+      <w:pPr>
+        <w:spacing w:after="40"/>
+        <w:ind w:left="871"/>
+        <w:jc w:val="both"/>
+      </w:pPr>
       <w:r>
         <w:rPr>
           <w:rFonts w:ascii="NimbusRomNo9L" w:hAnsi="NimbusRomNo9L"/>
           <w:sz w:val="20"/>
         </w:rPr>
-        <w:t xml:space="preserve">CoT is a prompting approach that often enhances LLM problem- </w:t>
+        <w:t xml:space="preserve">•  A fine-grained failure-mode analysis with per-condition breakdowns, revealing how and why models terminate instead of only reporting success rates. </w:t>
       </w:r>
-      <w:r>
-        <w:rPr>
-          <w:rFonts w:ascii="NimbusRomNo9L" w:hAnsi="NimbusRomNo9L"/>
-          <w:sz w:val="19"/>
-        </w:rPr>
-        <w:t xml:space="preserve">solving by instructing the model to generate intermediate steps [ 10 ,  11 ,  15 ]. We provided additional assistance using the few-shot paradigm, designing a 3-shot CoT prompt that gives the model a diverse </w:t>
-      </w:r>
+    </w:p>
+    <w:p>
+      <w:pPr>
+        <w:spacing w:after="40"/>
+        <w:ind w:left="871"/>
+        <w:jc w:val="both"/>
+      </w:pPr>
       <w:r>
         <w:rPr>
           <w:rFonts w:ascii="NimbusRomNo9L" w:hAnsi="NimbusRomNo9L"/>
           <w:sz w:val="20"/>
         </w:rPr>
-        <w:t xml:space="preserve">set of worked examples. We chose three examples to limit prompt length and because prior work suggests that performance gains tend to diminish beyond a few examples [ </w:t>
-      </w:r>
-      <w:r>
-        <w:rPr>
-          <w:rFonts w:ascii="NimbusRomNo9L" w:hAnsi="NimbusRomNo9L"/>
-          <w:sz w:val="19"/>
-        </w:rPr>
-        <w:t xml:space="preserve">10 </w:t>
-      </w:r>
-      <w:r>
-        <w:rPr>
-          <w:rFonts w:ascii="NimbusRomNo9L" w:hAnsi="NimbusRomNo9L"/>
-          <w:sz w:val="20"/>
-        </w:rPr>
-        <w:t xml:space="preserve">, </w:t>
-      </w:r>
-      <w:r>
-        <w:rPr>
-          <w:rFonts w:ascii="NimbusRomNo9L" w:hAnsi="NimbusRomNo9L"/>
-          <w:sz w:val="19"/>
-        </w:rPr>
-        <w:t xml:space="preserve"> 31 </w:t>
-      </w:r>
-      <w:r>
-        <w:rPr>
-          <w:rFonts w:ascii="NimbusRomNo9L" w:hAnsi="NimbusRomNo9L"/>
-          <w:sz w:val="20"/>
-        </w:rPr>
-        <w:t xml:space="preserve">]. Our selected </w:t>
-      </w:r>
-      <w:r>
-        <w:rPr>
-          <w:rFonts w:ascii="NimbusRomNo9L" w:hAnsi="NimbusRomNo9L"/>
-          <w:sz w:val="19"/>
-        </w:rPr>
-        <w:t xml:space="preserve">examples feature diverse board configurations and, critically, showcase complete solutions of varying lengths—3, 5, and 6 moves—and slightly different strategies to teach the model flexible and adaptive reasoning. The full prompt is available in Appendix A.2. </w:t>
-      </w:r>
-    </w:p>
-    <w:p>
-      <w:pPr>
-        <w:spacing w:before="268" w:after="40"/>
-        <w:ind w:left="343"/>
-        <w:jc w:val="both"/>
-      </w:pPr>
-      <w:r>
-        <w:rPr>
-          <w:rFonts w:ascii="NimbusRomNo9L" w:hAnsi="NimbusRomNo9L"/>
-          <w:b/>
-          <w:sz w:val="20"/>
-        </w:rPr>
-        <w:t xml:space="preserve">Algorithm-of-Thought (AoT): </w:t>
-      </w:r>
-      <w:r>
-        <w:rPr>
-          <w:rFonts w:ascii="NimbusRomNo9L" w:hAnsi="NimbusRomNo9L"/>
-          <w:sz w:val="20"/>
-        </w:rPr>
-        <w:t xml:space="preserve">Algorithm-of-Thought works by guiding a language model to follow explicit algorithmic reasoning steps—often structured like pseudocode or formal rules—so </w:t>
-      </w:r>
-      <w:r>
-        <w:rPr>
-          <w:rFonts w:ascii="NimbusRomNo9L" w:hAnsi="NimbusRomNo9L"/>
-          <w:sz w:val="19"/>
-        </w:rPr>
-        <w:t xml:space="preserve">that its outputs mimic systematic, step-by-step problem solving rather than free-form reasoning [ 12 ]. The original work reports improvements across many tasks and shows that AoT can outperform other </w:t>
-      </w:r>
-      <w:r>
-        <w:rPr>
-          <w:rFonts w:ascii="NimbusRomNo9L" w:hAnsi="NimbusRomNo9L"/>
-          <w:sz w:val="20"/>
-        </w:rPr>
-        <w:t xml:space="preserve">prompting techniques, such as Chain-of-Thought (CoT) [ </w:t>
-      </w:r>
-      <w:r>
-        <w:rPr>
-          <w:rFonts w:ascii="NimbusRomNo9L" w:hAnsi="NimbusRomNo9L"/>
-          <w:sz w:val="19"/>
-        </w:rPr>
-        <w:t xml:space="preserve">10 </w:t>
-      </w:r>
-      <w:r>
-        <w:rPr>
-          <w:rFonts w:ascii="NimbusRomNo9L" w:hAnsi="NimbusRomNo9L"/>
-          <w:sz w:val="20"/>
-        </w:rPr>
-        <w:t xml:space="preserve">] and Tree-of-Thought (ToT) [ </w:t>
-      </w:r>
-      <w:r>
-        <w:rPr>
-          <w:rFonts w:ascii="NimbusRomNo9L" w:hAnsi="NimbusRomNo9L"/>
-          <w:sz w:val="19"/>
-        </w:rPr>
-        <w:t xml:space="preserve">14 </w:t>
-      </w:r>
-      <w:r>
-        <w:rPr>
-          <w:rFonts w:ascii="NimbusRomNo9L" w:hAnsi="NimbusRomNo9L"/>
-          <w:sz w:val="20"/>
-        </w:rPr>
-        <w:t xml:space="preserve">, </w:t>
-      </w:r>
-      <w:r>
-        <w:rPr>
-          <w:rFonts w:ascii="NimbusRomNo9L" w:hAnsi="NimbusRomNo9L"/>
-          <w:sz w:val="19"/>
-        </w:rPr>
-        <w:t xml:space="preserve"> 12 </w:t>
-      </w:r>
-      <w:r>
-        <w:rPr>
-          <w:rFonts w:ascii="NimbusRomNo9L" w:hAnsi="NimbusRomNo9L"/>
-          <w:sz w:val="20"/>
-        </w:rPr>
-        <w:t xml:space="preserve">]. For our work, we specify a simple Manhattan-style search—similar to A*—and again provide the same three example boards to stay consistent with the CoT prompt and ensure a fair comparison </w:t>
-      </w:r>
-      <w:r>
-        <w:rPr>
-          <w:rFonts w:ascii="NimbusRomNo9L" w:hAnsi="NimbusRomNo9L"/>
-          <w:sz w:val="19"/>
-        </w:rPr>
-        <w:t xml:space="preserve">between approaches. For further details on the AoT prompt, see Appendix A.3. </w:t>
+        <w:t xml:space="preserve">•  An external move validator condition that eliminates the need to determine which moves are valid, isolating planning capabilities and quantifying each model’s ability to work toward a goal when state tracking is no longer the bottleneck. </w:t>
       </w:r>
     </w:p>
     <w:p>
       <w:pPr>
         <w:pStyle w:val="Title"/>
-        <w:spacing w:before="298" w:after="40"/>
-        <w:ind w:left="351"/>
+        <w:spacing w:before="311" w:after="40"/>
+        <w:ind w:left="350"/>
         <w:jc w:val="center"/>
       </w:pPr>
       <w:r>
         <w:rPr>
           <w:rFonts w:ascii="NimbusRomNo9L" w:hAnsi="NimbusRomNo9L"/>
           <w:b/>
-          <w:sz w:val="19"/>
+          <w:sz w:val="24"/>
         </w:rPr>
-        <w:t xml:space="preserve">3.4 Feedback </w:t>
+        <w:lastRenderedPageBreak/>
+        <w:t xml:space="preserve">2 Related Work </w:t>
       </w:r>
     </w:p>
     <w:p>
       <w:pPr>
-        <w:spacing w:before="183" w:after="40"/>
-        <w:ind w:left="345"/>
+        <w:pStyle w:val="Heading1"/>
+        <w:spacing w:before="235" w:after="40"/>
+        <w:ind w:left="348"/>
+      </w:pPr>
+      <w:r>
+        <w:rPr>
+          <w:rFonts w:ascii="NimbusRomNo9L" w:hAnsi="NimbusRomNo9L"/>
+          <w:sz w:val="20"/>
+        </w:rPr>
+        <w:t xml:space="preserve">2.1 Improving LLM Reasoning and Planning </w:t>
+      </w:r>
+    </w:p>
+    <w:p>
+      <w:pPr>
+        <w:spacing w:before="164" w:after="40"/>
+        <w:ind w:left="338"/>
         <w:jc w:val="both"/>
       </w:pPr>
       <w:r>
         <w:rPr>
           <w:rFonts w:ascii="NimbusRomNo9L" w:hAnsi="NimbusRomNo9L"/>
-          <w:sz w:val="19"/>
-        </w:rPr>
-        <w:t xml:space="preserve">For each puzzle that a model failed to solve on its first attempt under any condition (Zero-Shot, CoT, or AoT), we ran three independent feedback trials: a repeat control, a trial with specific feedback, and one with suggestive feedback, as shown in Fig. 2. All three feedback trials start from the same failure </w:t>
-      </w:r>
-      <w:r>
-        <w:rPr>
-          <w:rFonts w:ascii="NimbusRomNo9L" w:hAnsi="NimbusRomNo9L"/>
           <w:sz w:val="20"/>
         </w:rPr>
-        <w:t xml:space="preserve">state and have up to three additional attempts to solve the puzzle. That is, within a given trial, the </w:t>
-      </w:r>
-      <w:r>
-        <w:rPr>
-          <w:rFonts w:ascii="NimbusRomNo9L" w:hAnsi="NimbusRomNo9L"/>
-          <w:sz w:val="19"/>
-        </w:rPr>
-        <w:t xml:space="preserve">attempt </w:t>
-      </w:r>
-      <w:r>
-        <w:rPr>
-          <w:rFonts w:ascii="CMMI10" w:hAnsi="CMMI10"/>
-          <w:sz w:val="19"/>
-        </w:rPr>
-        <w:t xml:space="preserve"> k </w:t>
-      </w:r>
-      <w:r>
-        <w:rPr>
-          <w:rFonts w:ascii="CMR10" w:hAnsi="CMR10"/>
-          <w:sz w:val="19"/>
-        </w:rPr>
-        <w:t xml:space="preserve">+1 </w:t>
-      </w:r>
-      <w:r>
-        <w:rPr>
-          <w:rFonts w:ascii="NimbusRomNo9L" w:hAnsi="NimbusRomNo9L"/>
-          <w:sz w:val="19"/>
-        </w:rPr>
-        <w:t xml:space="preserve"> resumes from the </w:t>
-      </w:r>
-      <w:r>
-        <w:rPr>
-          <w:rFonts w:ascii="NimbusRomNo9L" w:hAnsi="NimbusRomNo9L"/>
-          <w:b/>
-          <w:sz w:val="19"/>
-        </w:rPr>
-        <w:t xml:space="preserve"> furthest valid state </w:t>
-      </w:r>
-      <w:r>
-        <w:rPr>
-          <w:rFonts w:ascii="NimbusRomNo9L" w:hAnsi="NimbusRomNo9L"/>
-          <w:sz w:val="19"/>
-        </w:rPr>
-        <w:t xml:space="preserve"> reached in the attempt </w:t>
-      </w:r>
-      <w:r>
-        <w:rPr>
-          <w:rFonts w:ascii="CMMI10" w:hAnsi="CMMI10"/>
-          <w:sz w:val="19"/>
-        </w:rPr>
-        <w:t xml:space="preserve"> k </w:t>
-      </w:r>
-      <w:r>
-        <w:rPr>
-          <w:rFonts w:ascii="NimbusRomNo9L" w:hAnsi="NimbusRomNo9L"/>
-          <w:sz w:val="19"/>
-        </w:rPr>
-        <w:t xml:space="preserve">. Concretely, if model </w:t>
-      </w:r>
-      <w:r>
-        <w:rPr>
-          <w:rFonts w:ascii="CMMI10" w:hAnsi="CMMI10"/>
-          <w:sz w:val="19"/>
-        </w:rPr>
-        <w:t xml:space="preserve"> M </w:t>
-      </w:r>
-      <w:r>
-        <w:rPr>
-          <w:rFonts w:ascii="NimbusRomNo9L" w:hAnsi="NimbusRomNo9L"/>
-          <w:sz w:val="20"/>
-        </w:rPr>
-        <w:t xml:space="preserve">failed puzzle </w:t>
-      </w:r>
-      <w:r>
-        <w:rPr>
-          <w:rFonts w:ascii="CMMI10" w:hAnsi="CMMI10"/>
-          <w:sz w:val="19"/>
-        </w:rPr>
-        <w:t xml:space="preserve"> i </w:t>
-      </w:r>
-      <w:r>
-        <w:rPr>
-          <w:rFonts w:ascii="NimbusRomNo9L" w:hAnsi="NimbusRomNo9L"/>
-          <w:sz w:val="20"/>
-        </w:rPr>
-        <w:t xml:space="preserve"> under AoT (even if it passed under Zero-Shot or CoT), we re-prompted </w:t>
-      </w:r>
-      <w:r>
-        <w:rPr>
-          <w:rFonts w:ascii="CMMI10" w:hAnsi="CMMI10"/>
-          <w:sz w:val="19"/>
-        </w:rPr>
-        <w:t xml:space="preserve"> M </w:t>
-      </w:r>
-      <w:r>
-        <w:rPr>
-          <w:rFonts w:ascii="NimbusRomNo9L" w:hAnsi="NimbusRomNo9L"/>
-          <w:sz w:val="20"/>
-        </w:rPr>
-        <w:t xml:space="preserve"> with the AoT system prompt for up to three attempts under each feedback condition: repeat (no feedback), </w:t>
-      </w:r>
-      <w:r>
-        <w:rPr>
-          <w:rFonts w:ascii="NimbusRomNo9L" w:hAnsi="NimbusRomNo9L"/>
-          <w:sz w:val="19"/>
-        </w:rPr>
-        <w:t xml:space="preserve">specific feedback, and suggestive feedback. </w:t>
-      </w:r>
-    </w:p>
-    <w:p>
-      <w:pPr>
-        <w:spacing w:before="92" w:after="40"/>
-        <w:ind w:left="342"/>
-        <w:jc w:val="both"/>
-      </w:pPr>
-      <w:r>
-        <w:rPr>
-          <w:rFonts w:ascii="NimbusRomNo9L" w:hAnsi="NimbusRomNo9L"/>
-          <w:sz w:val="19"/>
-        </w:rPr>
-        <w:t xml:space="preserve">By  furthest valid state  we mean the last board configuration before failure: for </w:t>
-      </w:r>
-      <w:r>
-        <w:rPr>
-          <w:rFonts w:ascii="SFTT1000" w:hAnsi="SFTT1000"/>
-          <w:i/>
-          <w:sz w:val="19"/>
-        </w:rPr>
-        <w:t xml:space="preserve"> invalid_move </w:t>
-      </w:r>
-      <w:r>
-        <w:rPr>
-          <w:rFonts w:ascii="NimbusRomNo9L" w:hAnsi="NimbusRomNo9L"/>
-          <w:sz w:val="19"/>
-        </w:rPr>
-        <w:t xml:space="preserve">, where </w:t>
-      </w:r>
-      <w:r>
-        <w:rPr>
-          <w:rFonts w:ascii="NimbusRomNo9L" w:hAnsi="NimbusRomNo9L"/>
-          <w:sz w:val="20"/>
-        </w:rPr>
-        <w:t xml:space="preserve">the model moves a tile off the board or one that is not adjacent to the space, or </w:t>
-      </w:r>
-      <w:r>
-        <w:rPr>
-          <w:rFonts w:ascii="SFTT1000" w:hAnsi="SFTT1000"/>
-          <w:i/>
-          <w:sz w:val="19"/>
-        </w:rPr>
-        <w:t xml:space="preserve"> loop_detected </w:t>
-      </w:r>
-      <w:r>
-        <w:rPr>
-          <w:rFonts w:ascii="NimbusRomNo9L" w:hAnsi="NimbusRomNo9L"/>
-          <w:sz w:val="20"/>
-        </w:rPr>
-        <w:t xml:space="preserve">, where the model repeats a board configuration, we resume from the state immediately before </w:t>
-      </w:r>
-      <w:r>
-        <w:rPr>
-          <w:rFonts w:ascii="NimbusRomNo9L" w:hAnsi="NimbusRomNo9L"/>
-          <w:sz w:val="20"/>
-        </w:rPr>
-        <w:lastRenderedPageBreak/>
-        <w:t xml:space="preserve">the </w:t>
-      </w:r>
-      <w:r>
-        <w:rPr>
-          <w:rFonts w:ascii="NimbusRomNo9L" w:hAnsi="NimbusRomNo9L"/>
-          <w:sz w:val="19"/>
-        </w:rPr>
-        <w:t xml:space="preserve">offending move. If the model fails due to an </w:t>
-      </w:r>
-      <w:r>
-        <w:rPr>
-          <w:rFonts w:ascii="SFTT1000" w:hAnsi="SFTT1000"/>
-          <w:i/>
-          <w:sz w:val="19"/>
-        </w:rPr>
-        <w:t xml:space="preserve"> early_stop </w:t>
-      </w:r>
-      <w:r>
-        <w:rPr>
-          <w:rFonts w:ascii="NimbusRomNo9L" w:hAnsi="NimbusRomNo9L"/>
-          <w:sz w:val="19"/>
-        </w:rPr>
-        <w:t xml:space="preserve">, where it makes only valid moves but stops before reaching the goal state, we resume from the state after the last move. We reset the visited-state </w:t>
-      </w:r>
-      <w:r>
-        <w:rPr>
-          <w:rFonts w:ascii="NimbusRomNo9L" w:hAnsi="NimbusRomNo9L"/>
-          <w:sz w:val="20"/>
-        </w:rPr>
-        <w:t xml:space="preserve">set at the start of each attempt. Attempts stop early upon success; otherwise, they terminate due to a timeout, token limit, early stop, loop, invalid move, or graceful failure, in which the model either refuses to solve the problem or asks for clarification on how to do so. We cap retries at three per feedback condition (repeat, specific, and suggestive) to align with prior work on iterative LLM </w:t>
-      </w:r>
-      <w:r>
-        <w:rPr>
-          <w:rFonts w:ascii="NimbusRomNo9L" w:hAnsi="NimbusRomNo9L"/>
-          <w:sz w:val="19"/>
-        </w:rPr>
-        <w:t xml:space="preserve">correction [ 32 ] and to limit API costs. Across feedback conditions, we keep the system prompt and hyperparameters fixed. </w:t>
+        <w:t xml:space="preserve">Many studies have investigated how to improve LLM reasoning without fine-tuning models [ 10 , 13 ,  14 ,  12 ]. A common approach that consistently shows improvement is prompt engineering, where one uses the system prompt to specify how the model should approach a problem. Chain-of- Thought [ 10 ,  15 ] is a familiar example, and it often asks the model to work step-by-step through a task. Algorithm-of-Thought [ 12 ] is another approach that instructs the model to think like a search algorithm. Other works seek to decompose the problem [ 16 ,  14 ], allowing the model to explore several reasoning branches and then proceed with the most promising one based on a heuristic such </w:t>
       </w:r>
     </w:p>
     <w:sectPr>
+      <w:footerReference w:type="default" r:id="rId9"/>
       <w:pgSz w:w="12240" w:h="15840"/>
       <w:pgMar w:top="1440" w:right="1800" w:bottom="1440" w:left="1800" w:header="720" w:footer="720" w:gutter="0"/>
       <w:cols w:space="720"/>
@@ -486,6 +185,98 @@
     </w:sectPr>
   </w:body>
 </w:document>
+</file>
+
+<file path=word/endnotes.xml><?xml version="1.0" encoding="utf-8"?>
+<w:endnotes xmlns:wpc="http://schemas.microsoft.com/office/word/2010/wordprocessingCanvas" xmlns:cx="http://schemas.microsoft.com/office/drawing/2014/chartex" xmlns:cx1="http://schemas.microsoft.com/office/drawing/2015/9/8/chartex" xmlns:cx2="http://schemas.microsoft.com/office/drawing/2015/10/21/chartex" xmlns:cx3="http://schemas.microsoft.com/office/drawing/2016/5/9/chartex" xmlns:cx4="http://schemas.microsoft.com/office/drawing/2016/5/10/chartex" xmlns:cx5="http://schemas.microsoft.com/office/drawing/2016/5/11/chartex" xmlns:cx6="http://schemas.microsoft.com/office/drawing/2016/5/12/chartex" xmlns:cx7="http://schemas.microsoft.com/office/drawing/2016/5/13/chartex" xmlns:cx8="http://schemas.microsoft.com/office/drawing/2016/5/14/chartex" xmlns:mc="http://schemas.openxmlformats.org/markup-compatibility/2006" xmlns:aink="http://schemas.microsoft.com/office/drawing/2016/ink" xmlns:am3d="http://schemas.microsoft.com/office/drawing/2017/model3d" xmlns:o="urn:schemas-microsoft-com:office:office" xmlns:oel="http://schemas.microsoft.com/office/2019/extlst" xmlns:r="http://schemas.openxmlformats.org/officeDocument/2006/relationships" xmlns:m="http://schemas.openxmlformats.org/officeDocument/2006/math" xmlns:v="urn:schemas-microsoft-com:vml" xmlns:wp14="http://schemas.microsoft.com/office/word/2010/wordprocessingDrawing" xmlns:wp="http://schemas.openxmlformats.org/drawingml/2006/wordprocessingDrawing" xmlns:w10="urn:schemas-microsoft-com:office:word" xmlns:w="http://schemas.openxmlformats.org/wordprocessingml/2006/main" xmlns:w14="http://schemas.microsoft.com/office/word/2010/wordml" xmlns:w15="http://schemas.microsoft.com/office/word/2012/wordml" xmlns:w16cex="http://schemas.microsoft.com/office/word/2018/wordml/cex" xmlns:w16cid="http://schemas.microsoft.com/office/word/2016/wordml/cid" xmlns:w16="http://schemas.microsoft.com/office/word/2018/wordml" xmlns:w16du="http://schemas.microsoft.com/office/word/2023/wordml/word16du" xmlns:w16sdtdh="http://schemas.microsoft.com/office/word/2020/wordml/sdtdatahash" xmlns:w16sdtfl="http://schemas.microsoft.com/office/word/2024/wordml/sdtformatlock" xmlns:w16se="http://schemas.microsoft.com/office/word/2015/wordml/symex" xmlns:wpg="http://schemas.microsoft.com/office/word/2010/wordprocessingGroup" xmlns:wpi="http://schemas.microsoft.com/office/word/2010/wordprocessingInk" xmlns:wne="http://schemas.microsoft.com/office/word/2006/wordml" xmlns:wps="http://schemas.microsoft.com/office/word/2010/wordprocessingShape" mc:Ignorable="w14 w15 w16se w16cid w16 w16cex w16sdtdh w16sdtfl w16du wp14">
+  <w:endnote w:type="separator" w:id="-1">
+    <w:p>
+      <w:pPr>
+        <w:spacing w:after="0" w:line="240" w:lineRule="auto"/>
+      </w:pPr>
+      <w:r>
+        <w:separator/>
+      </w:r>
+    </w:p>
+  </w:endnote>
+  <w:endnote w:type="continuationSeparator" w:id="0">
+    <w:p>
+      <w:pPr>
+        <w:spacing w:after="0" w:line="240" w:lineRule="auto"/>
+      </w:pPr>
+      <w:r>
+        <w:continuationSeparator/>
+      </w:r>
+    </w:p>
+  </w:endnote>
+</w:endnotes>
+</file>
+
+<file path=word/footer1.xml><?xml version="1.0" encoding="utf-8"?>
+<w:ftr xmlns:wpc="http://schemas.microsoft.com/office/word/2010/wordprocessingCanvas" xmlns:cx="http://schemas.microsoft.com/office/drawing/2014/chartex" xmlns:cx1="http://schemas.microsoft.com/office/drawing/2015/9/8/chartex" xmlns:cx2="http://schemas.microsoft.com/office/drawing/2015/10/21/chartex" xmlns:cx3="http://schemas.microsoft.com/office/drawing/2016/5/9/chartex" xmlns:cx4="http://schemas.microsoft.com/office/drawing/2016/5/10/chartex" xmlns:cx5="http://schemas.microsoft.com/office/drawing/2016/5/11/chartex" xmlns:cx6="http://schemas.microsoft.com/office/drawing/2016/5/12/chartex" xmlns:cx7="http://schemas.microsoft.com/office/drawing/2016/5/13/chartex" xmlns:cx8="http://schemas.microsoft.com/office/drawing/2016/5/14/chartex" xmlns:mc="http://schemas.openxmlformats.org/markup-compatibility/2006" xmlns:aink="http://schemas.microsoft.com/office/drawing/2016/ink" xmlns:am3d="http://schemas.microsoft.com/office/drawing/2017/model3d" xmlns:o="urn:schemas-microsoft-com:office:office" xmlns:oel="http://schemas.microsoft.com/office/2019/extlst" xmlns:r="http://schemas.openxmlformats.org/officeDocument/2006/relationships" xmlns:m="http://schemas.openxmlformats.org/officeDocument/2006/math" xmlns:v="urn:schemas-microsoft-com:vml" xmlns:wp14="http://schemas.microsoft.com/office/word/2010/wordprocessingDrawing" xmlns:wp="http://schemas.openxmlformats.org/drawingml/2006/wordprocessingDrawing" xmlns:w10="urn:schemas-microsoft-com:office:word" xmlns:w="http://schemas.openxmlformats.org/wordprocessingml/2006/main" xmlns:w14="http://schemas.microsoft.com/office/word/2010/wordml" xmlns:w15="http://schemas.microsoft.com/office/word/2012/wordml" xmlns:w16cex="http://schemas.microsoft.com/office/word/2018/wordml/cex" xmlns:w16cid="http://schemas.microsoft.com/office/word/2016/wordml/cid" xmlns:w16="http://schemas.microsoft.com/office/word/2018/wordml" xmlns:w16du="http://schemas.microsoft.com/office/word/2023/wordml/word16du" xmlns:w16sdtdh="http://schemas.microsoft.com/office/word/2020/wordml/sdtdatahash" xmlns:w16sdtfl="http://schemas.microsoft.com/office/word/2024/wordml/sdtformatlock" xmlns:w16se="http://schemas.microsoft.com/office/word/2015/wordml/symex" xmlns:wpg="http://schemas.microsoft.com/office/word/2010/wordprocessingGroup" xmlns:wpi="http://schemas.microsoft.com/office/word/2010/wordprocessingInk" xmlns:wne="http://schemas.microsoft.com/office/word/2006/wordml" xmlns:wps="http://schemas.microsoft.com/office/word/2010/wordprocessingShape" mc:Ignorable="w14 w15 w16se w16cid w16 w16cex w16sdtdh w16sdtfl w16du wp14">
+  <w:p>
+    <w:pPr>
+      <w:pStyle w:val="Footer"/>
+      <w:jc w:val="center"/>
+    </w:pPr>
+    <w:r>
+      <w:rPr>
+        <w:color w:val="000000"/>
+      </w:rPr>
+      <w:fldChar w:fldCharType="begin"/>
+    </w:r>
+    <w:r>
+      <w:rPr>
+        <w:color w:val="000000"/>
+      </w:rPr>
+      <w:instrText>PAGE</w:instrText>
+    </w:r>
+    <w:r>
+      <w:rPr>
+        <w:color w:val="000000"/>
+      </w:rPr>
+      <w:fldChar w:fldCharType="separate"/>
+    </w:r>
+    <w:r>
+      <w:rPr>
+        <w:noProof/>
+        <w:color w:val="000000"/>
+      </w:rPr>
+      <w:t>1</w:t>
+    </w:r>
+    <w:r>
+      <w:rPr>
+        <w:color w:val="000000"/>
+      </w:rPr>
+      <w:fldChar w:fldCharType="end"/>
+    </w:r>
+  </w:p>
+</w:ftr>
+</file>
+
+<file path=word/footnotes.xml><?xml version="1.0" encoding="utf-8"?>
+<w:footnotes xmlns:wpc="http://schemas.microsoft.com/office/word/2010/wordprocessingCanvas" xmlns:cx="http://schemas.microsoft.com/office/drawing/2014/chartex" xmlns:cx1="http://schemas.microsoft.com/office/drawing/2015/9/8/chartex" xmlns:cx2="http://schemas.microsoft.com/office/drawing/2015/10/21/chartex" xmlns:cx3="http://schemas.microsoft.com/office/drawing/2016/5/9/chartex" xmlns:cx4="http://schemas.microsoft.com/office/drawing/2016/5/10/chartex" xmlns:cx5="http://schemas.microsoft.com/office/drawing/2016/5/11/chartex" xmlns:cx6="http://schemas.microsoft.com/office/drawing/2016/5/12/chartex" xmlns:cx7="http://schemas.microsoft.com/office/drawing/2016/5/13/chartex" xmlns:cx8="http://schemas.microsoft.com/office/drawing/2016/5/14/chartex" xmlns:mc="http://schemas.openxmlformats.org/markup-compatibility/2006" xmlns:aink="http://schemas.microsoft.com/office/drawing/2016/ink" xmlns:am3d="http://schemas.microsoft.com/office/drawing/2017/model3d" xmlns:o="urn:schemas-microsoft-com:office:office" xmlns:oel="http://schemas.microsoft.com/office/2019/extlst" xmlns:r="http://schemas.openxmlformats.org/officeDocument/2006/relationships" xmlns:m="http://schemas.openxmlformats.org/officeDocument/2006/math" xmlns:v="urn:schemas-microsoft-com:vml" xmlns:wp14="http://schemas.microsoft.com/office/word/2010/wordprocessingDrawing" xmlns:wp="http://schemas.openxmlformats.org/drawingml/2006/wordprocessingDrawing" xmlns:w10="urn:schemas-microsoft-com:office:word" xmlns:w="http://schemas.openxmlformats.org/wordprocessingml/2006/main" xmlns:w14="http://schemas.microsoft.com/office/word/2010/wordml" xmlns:w15="http://schemas.microsoft.com/office/word/2012/wordml" xmlns:w16cex="http://schemas.microsoft.com/office/word/2018/wordml/cex" xmlns:w16cid="http://schemas.microsoft.com/office/word/2016/wordml/cid" xmlns:w16="http://schemas.microsoft.com/office/word/2018/wordml" xmlns:w16du="http://schemas.microsoft.com/office/word/2023/wordml/word16du" xmlns:w16sdtdh="http://schemas.microsoft.com/office/word/2020/wordml/sdtdatahash" xmlns:w16sdtfl="http://schemas.microsoft.com/office/word/2024/wordml/sdtformatlock" xmlns:w16se="http://schemas.microsoft.com/office/word/2015/wordml/symex" xmlns:wpg="http://schemas.microsoft.com/office/word/2010/wordprocessingGroup" xmlns:wpi="http://schemas.microsoft.com/office/word/2010/wordprocessingInk" xmlns:wne="http://schemas.microsoft.com/office/word/2006/wordml" xmlns:wps="http://schemas.microsoft.com/office/word/2010/wordprocessingShape" mc:Ignorable="w14 w15 w16se w16cid w16 w16cex w16sdtdh w16sdtfl w16du wp14">
+  <w:footnote w:type="separator" w:id="-1">
+    <w:p>
+      <w:pPr>
+        <w:spacing w:after="0" w:line="240" w:lineRule="auto"/>
+      </w:pPr>
+      <w:r>
+        <w:separator/>
+      </w:r>
+    </w:p>
+  </w:footnote>
+  <w:footnote w:type="continuationSeparator" w:id="0">
+    <w:p>
+      <w:pPr>
+        <w:spacing w:after="0" w:line="240" w:lineRule="auto"/>
+      </w:pPr>
+      <w:r>
+        <w:continuationSeparator/>
+      </w:r>
+    </w:p>
+  </w:footnote>
+</w:footnotes>
 </file>
 
 <file path=word/numbering.xml><?xml version="1.0" encoding="utf-8"?>
@@ -661,31 +452,31 @@
       </w:rPr>
     </w:lvl>
   </w:abstractNum>
-  <w:num w:numId="1" w16cid:durableId="1923564960">
+  <w:num w:numId="1" w16cid:durableId="413478858">
     <w:abstractNumId w:val="8"/>
   </w:num>
-  <w:num w:numId="2" w16cid:durableId="191037910">
+  <w:num w:numId="2" w16cid:durableId="691764654">
     <w:abstractNumId w:val="6"/>
   </w:num>
-  <w:num w:numId="3" w16cid:durableId="987630667">
+  <w:num w:numId="3" w16cid:durableId="547569807">
     <w:abstractNumId w:val="5"/>
   </w:num>
-  <w:num w:numId="4" w16cid:durableId="746726451">
+  <w:num w:numId="4" w16cid:durableId="958999518">
     <w:abstractNumId w:val="4"/>
   </w:num>
-  <w:num w:numId="5" w16cid:durableId="2120635918">
+  <w:num w:numId="5" w16cid:durableId="125516335">
     <w:abstractNumId w:val="7"/>
   </w:num>
-  <w:num w:numId="6" w16cid:durableId="557593840">
+  <w:num w:numId="6" w16cid:durableId="64034789">
     <w:abstractNumId w:val="3"/>
   </w:num>
-  <w:num w:numId="7" w16cid:durableId="1801413841">
+  <w:num w:numId="7" w16cid:durableId="1706901529">
     <w:abstractNumId w:val="2"/>
   </w:num>
-  <w:num w:numId="8" w16cid:durableId="1785030562">
+  <w:num w:numId="8" w16cid:durableId="1197230292">
     <w:abstractNumId w:val="1"/>
   </w:num>
-  <w:num w:numId="9" w16cid:durableId="1959027078">
+  <w:num w:numId="9" w16cid:durableId="1726219800">
     <w:abstractNumId w:val="0"/>
   </w:num>
 </w:numbering>
